--- a/docs/Lessons/Lesson 12 - Hearing It Happen/Handouts/Lesson_12_Handout_Unity.docx
+++ b/docs/Lessons/Lesson 12 - Hearing It Happen/Handouts/Lesson_12_Handout_Unity.docx
@@ -163,20 +163,7 @@
         <w:spacing w:after="60"/>
       </w:pPr>
       <w:r>
-        <w:t xml:space="preserve">Add an AudioSource component to the GameManager GameObject itself (Play On Awake unchecked) - one shared player for win/wave/lose sounds.</w:t>
-      </w:r>
-    </w:p>
-    <w:p>
-      <w:pPr>
-        <w:pStyle w:val="ListParagraph"/>
-        <w:numPr>
-          <w:ilvl w:val="0"/>
-          <w:numId w:val="2"/>
-        </w:numPr>
-        <w:spacing w:after="60"/>
-      </w:pPr>
-      <w:r>
-        <w:t xml:space="preserve">Import sfx_wave.wav and sfx_lose.wav alongside your existing clips.</w:t>
+        <w:t xml:space="preserve">Import sfx_wave.wav - today's one genuinely new clip - alongside your existing sfx_shoot.wav, sfx_hit.wav, sfx_gameover.wav, sfx_lifelost.wav, and (if you built it) sfx_win.wav.</w:t>
       </w:r>
     </w:p>
     <w:p>
@@ -209,7 +196,7 @@
         <w:spacing w:after="60"/>
       </w:pPr>
       <w:r>
-        <w:t xml:space="preserve">In GameManager.cs, add public AudioSource roundAudioSrc and public AudioClip winClip, waveClip, loseClip fields, then drag the AudioSource component and the three clips onto them in the Inspector.</w:t>
+        <w:t xml:space="preserve">In GameManager.cs, add a public AudioClip waveClip field, then drag sfx_wave.wav onto it in the Inspector, right next to the gameOverSound/lifeLostSound fields Lesson 8 already added.</w:t>
       </w:r>
     </w:p>
     <w:p>
@@ -222,7 +209,7 @@
         <w:spacing w:after="60"/>
       </w:pPr>
       <w:r>
-        <w:t xml:space="preserve">If GameManager doesn't already expose itself via a public static GameManager instance (assigned in Awake()), add that now - the same singleton pattern Lesson 10 introduced for EnemySpawner, needed here so the static RegisterKill()/RegisterEscape() methods can reach the Inspector-assigned AudioSource.</w:t>
+        <w:t xml:space="preserve">Confirm the Player's AudioSource already plays sfx_shoot.wav on fire (from Lesson 3) - add it now if it's missing.</w:t>
       </w:r>
     </w:p>
     <w:p>
@@ -235,7 +222,7 @@
         <w:spacing w:after="60"/>
       </w:pPr>
       <w:r>
-        <w:t xml:space="preserve">Confirm the Player's AudioSource already plays sfx_shoot.wav on fire (from Lesson 3) - add it now if it's missing.</w:t>
+        <w:t xml:space="preserve">Confirm the Enemy prefab's AudioSource already plays sfx_hit.wav on destroy (from Lesson 4) - add it now if it's missing.</w:t>
       </w:r>
     </w:p>
     <w:p>
@@ -248,7 +235,7 @@
         <w:spacing w:after="60"/>
       </w:pPr>
       <w:r>
-        <w:t xml:space="preserve">Confirm the Enemy prefab's AudioSource already plays sfx_hit.wav on destroy (from Lesson 4) - add it now if it's missing.</w:t>
+        <w:t xml:space="preserve">In RegisterKill()'s nested if (from Lesson 11), add AudioSource.PlayClipAtPoint(instance.waveClip, Camera.main.transform.position) to the wave-advance (else) branch - the same pattern instance.winSound/gameOverSound/lifeLostSound already use.</w:t>
       </w:r>
     </w:p>
     <w:p>
@@ -261,20 +248,7 @@
         <w:spacing w:after="60"/>
       </w:pPr>
       <w:r>
-        <w:t xml:space="preserve">In RegisterKill()'s nested if (from Lesson 11), call instance.roundAudioSrc.PlayOneShot() with winClip in the true-win branch and waveClip in the wave-advance branch.</w:t>
-      </w:r>
-    </w:p>
-    <w:p>
-      <w:pPr>
-        <w:pStyle w:val="ListParagraph"/>
-        <w:numPr>
-          <w:ilvl w:val="0"/>
-          <w:numId w:val="2"/>
-        </w:numPr>
-        <w:spacing w:after="60"/>
-      </w:pPr>
-      <w:r>
-        <w:t xml:space="preserve">In RegisterEscape()'s lose branch, call instance.roundAudioSrc.PlayOneShot(instance.loseClip).</w:t>
+        <w:t xml:space="preserve">Confirm RegisterEscape()'s lives-reaches-zero branch already calls AudioSource.PlayClipAtPoint(instance.gameOverSound, ...) (from Lesson 8) - add the field and the line now if either is missing. This sound is mandatory starting today even if you skipped it before.</w:t>
       </w:r>
     </w:p>
     <w:p>
@@ -302,90 +276,6 @@
           <w:sz w:val="20"/>
           <w:szCs w:val="20"/>
         </w:rPr>
-        <w:t xml:space="preserve">// GameManager.cs:</w:t>
-      </w:r>
-      <w:r>
-        <w:br/>
-        <w:t xml:space="preserve"/>
-      </w:r>
-      <w:r>
-        <w:rPr>
-          <w:rFonts w:ascii="Consolas" w:cs="Consolas" w:eastAsia="Consolas" w:hAnsi="Consolas"/>
-          <w:sz w:val="20"/>
-          <w:szCs w:val="20"/>
-        </w:rPr>
-        <w:t xml:space="preserve">public static GameManager instance;</w:t>
-      </w:r>
-      <w:r>
-        <w:br/>
-        <w:t xml:space="preserve"/>
-      </w:r>
-      <w:r>
-        <w:rPr>
-          <w:rFonts w:ascii="Consolas" w:cs="Consolas" w:eastAsia="Consolas" w:hAnsi="Consolas"/>
-          <w:sz w:val="20"/>
-          <w:szCs w:val="20"/>
-        </w:rPr>
-        <w:t xml:space="preserve">public AudioSource roundAudioSrc;</w:t>
-      </w:r>
-      <w:r>
-        <w:br/>
-        <w:t xml:space="preserve"/>
-      </w:r>
-      <w:r>
-        <w:rPr>
-          <w:rFonts w:ascii="Consolas" w:cs="Consolas" w:eastAsia="Consolas" w:hAnsi="Consolas"/>
-          <w:sz w:val="20"/>
-          <w:szCs w:val="20"/>
-        </w:rPr>
-        <w:t xml:space="preserve">public AudioClip winClip, waveClip, loseClip;</w:t>
-      </w:r>
-      <w:r>
-        <w:br/>
-        <w:t xml:space="preserve"/>
-      </w:r>
-      <w:r>
-        <w:rPr>
-          <w:rFonts w:ascii="Consolas" w:cs="Consolas" w:eastAsia="Consolas" w:hAnsi="Consolas"/>
-          <w:sz w:val="20"/>
-          <w:szCs w:val="20"/>
-        </w:rPr>
-        <w:t xml:space="preserve"/>
-      </w:r>
-      <w:r>
-        <w:br/>
-        <w:t xml:space="preserve"/>
-      </w:r>
-      <w:r>
-        <w:rPr>
-          <w:rFonts w:ascii="Consolas" w:cs="Consolas" w:eastAsia="Consolas" w:hAnsi="Consolas"/>
-          <w:sz w:val="20"/>
-          <w:szCs w:val="20"/>
-        </w:rPr>
-        <w:t xml:space="preserve">void Awake() { instance = this; }</w:t>
-      </w:r>
-      <w:r>
-        <w:br/>
-        <w:t xml:space="preserve"/>
-      </w:r>
-      <w:r>
-        <w:rPr>
-          <w:rFonts w:ascii="Consolas" w:cs="Consolas" w:eastAsia="Consolas" w:hAnsi="Consolas"/>
-          <w:sz w:val="20"/>
-          <w:szCs w:val="20"/>
-        </w:rPr>
-        <w:t xml:space="preserve"/>
-      </w:r>
-      <w:r>
-        <w:br/>
-        <w:t xml:space="preserve"/>
-      </w:r>
-      <w:r>
-        <w:rPr>
-          <w:rFonts w:ascii="Consolas" w:cs="Consolas" w:eastAsia="Consolas" w:hAnsi="Consolas"/>
-          <w:sz w:val="20"/>
-          <w:szCs w:val="20"/>
-        </w:rPr>
         <w:t xml:space="preserve">public static void RegisterKill() {</w:t>
       </w:r>
       <w:r>
@@ -422,6 +312,18 @@
           <w:sz w:val="20"/>
           <w:szCs w:val="20"/>
         </w:rPr>
+        <w:t xml:space="preserve">    UpdateHUD();</w:t>
+      </w:r>
+      <w:r>
+        <w:br/>
+        <w:t xml:space="preserve"/>
+      </w:r>
+      <w:r>
+        <w:rPr>
+          <w:rFonts w:ascii="Consolas" w:cs="Consolas" w:eastAsia="Consolas" w:hAnsi="Consolas"/>
+          <w:sz w:val="20"/>
+          <w:szCs w:val="20"/>
+        </w:rPr>
         <w:t xml:space="preserve">    if (enemiesRemaining &lt;= 0) {</w:t>
       </w:r>
       <w:r>
@@ -446,19 +348,43 @@
           <w:sz w:val="20"/>
           <w:szCs w:val="20"/>
         </w:rPr>
-        <w:t xml:space="preserve">            hasWon = true;</w:t>
-      </w:r>
-      <w:r>
-        <w:br/>
-        <w:t xml:space="preserve"/>
-      </w:r>
-      <w:r>
-        <w:rPr>
-          <w:rFonts w:ascii="Consolas" w:cs="Consolas" w:eastAsia="Consolas" w:hAnsi="Consolas"/>
-          <w:sz w:val="20"/>
-          <w:szCs w:val="20"/>
-        </w:rPr>
-        <w:t xml:space="preserve">            instance.roundAudioSrc.PlayOneShot(instance.winClip);</w:t>
+        <w:t xml:space="preserve">            gameActive = false;</w:t>
+      </w:r>
+      <w:r>
+        <w:br/>
+        <w:t xml:space="preserve"/>
+      </w:r>
+      <w:r>
+        <w:rPr>
+          <w:rFonts w:ascii="Consolas" w:cs="Consolas" w:eastAsia="Consolas" w:hAnsi="Consolas"/>
+          <w:sz w:val="20"/>
+          <w:szCs w:val="20"/>
+        </w:rPr>
+        <w:t xml:space="preserve">            winText.text = "You Win! Press R to Restart";</w:t>
+      </w:r>
+      <w:r>
+        <w:br/>
+        <w:t xml:space="preserve"/>
+      </w:r>
+      <w:r>
+        <w:rPr>
+          <w:rFonts w:ascii="Consolas" w:cs="Consolas" w:eastAsia="Consolas" w:hAnsi="Consolas"/>
+          <w:sz w:val="20"/>
+          <w:szCs w:val="20"/>
+        </w:rPr>
+        <w:t xml:space="preserve">            winText.gameObject.SetActive(true);</w:t>
+      </w:r>
+      <w:r>
+        <w:br/>
+        <w:t xml:space="preserve"/>
+      </w:r>
+      <w:r>
+        <w:rPr>
+          <w:rFonts w:ascii="Consolas" w:cs="Consolas" w:eastAsia="Consolas" w:hAnsi="Consolas"/>
+          <w:sz w:val="20"/>
+          <w:szCs w:val="20"/>
+        </w:rPr>
+        <w:t xml:space="preserve">            AudioSource.PlayClipAtPoint(instance.winSound, Camera.main.transform.position); // your Lesson 6 Level 3 sound</w:t>
       </w:r>
       <w:r>
         <w:br/>
@@ -506,19 +432,31 @@
           <w:sz w:val="20"/>
           <w:szCs w:val="20"/>
         </w:rPr>
-        <w:t xml:space="preserve">            instance.roundAudioSrc.PlayOneShot(instance.waveClip);</w:t>
-      </w:r>
-      <w:r>
-        <w:br/>
-        <w:t xml:space="preserve"/>
-      </w:r>
-      <w:r>
-        <w:rPr>
-          <w:rFonts w:ascii="Consolas" w:cs="Consolas" w:eastAsia="Consolas" w:hAnsi="Consolas"/>
-          <w:sz w:val="20"/>
-          <w:szCs w:val="20"/>
-        </w:rPr>
-        <w:t xml:space="preserve">            EnemySpawner.instance.SpawnEnemies();</w:t>
+        <w:t xml:space="preserve">            UpdateHUD();</w:t>
+      </w:r>
+      <w:r>
+        <w:br/>
+        <w:t xml:space="preserve"/>
+      </w:r>
+      <w:r>
+        <w:rPr>
+          <w:rFonts w:ascii="Consolas" w:cs="Consolas" w:eastAsia="Consolas" w:hAnsi="Consolas"/>
+          <w:sz w:val="20"/>
+          <w:szCs w:val="20"/>
+        </w:rPr>
+        <w:t xml:space="preserve">            AudioSource.PlayClipAtPoint(instance.waveClip, Camera.main.transform.position);</w:t>
+      </w:r>
+      <w:r>
+        <w:br/>
+        <w:t xml:space="preserve"/>
+      </w:r>
+      <w:r>
+        <w:rPr>
+          <w:rFonts w:ascii="Consolas" w:cs="Consolas" w:eastAsia="Consolas" w:hAnsi="Consolas"/>
+          <w:sz w:val="20"/>
+          <w:szCs w:val="20"/>
+        </w:rPr>
+        <w:t xml:space="preserve">            nextWaveRequested = true;</w:t>
       </w:r>
       <w:r>
         <w:br/>
@@ -602,6 +540,18 @@
           <w:sz w:val="20"/>
           <w:szCs w:val="20"/>
         </w:rPr>
+        <w:t xml:space="preserve">    UpdateHUD();</w:t>
+      </w:r>
+      <w:r>
+        <w:br/>
+        <w:t xml:space="preserve"/>
+      </w:r>
+      <w:r>
+        <w:rPr>
+          <w:rFonts w:ascii="Consolas" w:cs="Consolas" w:eastAsia="Consolas" w:hAnsi="Consolas"/>
+          <w:sz w:val="20"/>
+          <w:szCs w:val="20"/>
+        </w:rPr>
         <w:t xml:space="preserve">    if (lives &lt;= 0) {</w:t>
       </w:r>
       <w:r>
@@ -614,19 +564,67 @@
           <w:sz w:val="20"/>
           <w:szCs w:val="20"/>
         </w:rPr>
-        <w:t xml:space="preserve">        hasLost = true;</w:t>
-      </w:r>
-      <w:r>
-        <w:br/>
-        <w:t xml:space="preserve"/>
-      </w:r>
-      <w:r>
-        <w:rPr>
-          <w:rFonts w:ascii="Consolas" w:cs="Consolas" w:eastAsia="Consolas" w:hAnsi="Consolas"/>
-          <w:sz w:val="20"/>
-          <w:szCs w:val="20"/>
-        </w:rPr>
-        <w:t xml:space="preserve">        instance.roundAudioSrc.PlayOneShot(instance.loseClip);</w:t>
+        <w:t xml:space="preserve">        gameActive = false;</w:t>
+      </w:r>
+      <w:r>
+        <w:br/>
+        <w:t xml:space="preserve"/>
+      </w:r>
+      <w:r>
+        <w:rPr>
+          <w:rFonts w:ascii="Consolas" w:cs="Consolas" w:eastAsia="Consolas" w:hAnsi="Consolas"/>
+          <w:sz w:val="20"/>
+          <w:szCs w:val="20"/>
+        </w:rPr>
+        <w:t xml:space="preserve">        loseText.text = "Game Over - Press R to Restart";</w:t>
+      </w:r>
+      <w:r>
+        <w:br/>
+        <w:t xml:space="preserve"/>
+      </w:r>
+      <w:r>
+        <w:rPr>
+          <w:rFonts w:ascii="Consolas" w:cs="Consolas" w:eastAsia="Consolas" w:hAnsi="Consolas"/>
+          <w:sz w:val="20"/>
+          <w:szCs w:val="20"/>
+        </w:rPr>
+        <w:t xml:space="preserve">        loseText.gameObject.SetActive(true);</w:t>
+      </w:r>
+      <w:r>
+        <w:br/>
+        <w:t xml:space="preserve"/>
+      </w:r>
+      <w:r>
+        <w:rPr>
+          <w:rFonts w:ascii="Consolas" w:cs="Consolas" w:eastAsia="Consolas" w:hAnsi="Consolas"/>
+          <w:sz w:val="20"/>
+          <w:szCs w:val="20"/>
+        </w:rPr>
+        <w:t xml:space="preserve">        AudioSource.PlayClipAtPoint(instance.gameOverSound, Camera.main.transform.position); // your Lesson 8 Level 3 sound, mandatory as of today</w:t>
+      </w:r>
+      <w:r>
+        <w:br/>
+        <w:t xml:space="preserve"/>
+      </w:r>
+      <w:r>
+        <w:rPr>
+          <w:rFonts w:ascii="Consolas" w:cs="Consolas" w:eastAsia="Consolas" w:hAnsi="Consolas"/>
+          <w:sz w:val="20"/>
+          <w:szCs w:val="20"/>
+        </w:rPr>
+        <w:t xml:space="preserve">    } else {</w:t>
+      </w:r>
+      <w:r>
+        <w:br/>
+        <w:t xml:space="preserve"/>
+      </w:r>
+      <w:r>
+        <w:rPr>
+          <w:rFonts w:ascii="Consolas" w:cs="Consolas" w:eastAsia="Consolas" w:hAnsi="Consolas"/>
+          <w:sz w:val="20"/>
+          <w:szCs w:val="20"/>
+        </w:rPr>
+        <w:t xml:space="preserve">        AudioSource.PlayClipAtPoint(instance.lifeLostSound, Camera.main.transform.position); // your Lesson 8 Level 3 sound</w:t>
       </w:r>
       <w:r>
         <w:br/>
@@ -651,6 +649,42 @@
           <w:szCs w:val="20"/>
         </w:rPr>
         <w:t xml:space="preserve">}</w:t>
+      </w:r>
+      <w:r>
+        <w:br/>
+        <w:t xml:space="preserve"/>
+      </w:r>
+      <w:r>
+        <w:rPr>
+          <w:rFonts w:ascii="Consolas" w:cs="Consolas" w:eastAsia="Consolas" w:hAnsi="Consolas"/>
+          <w:sz w:val="20"/>
+          <w:szCs w:val="20"/>
+        </w:rPr>
+        <w:t xml:space="preserve"/>
+      </w:r>
+      <w:r>
+        <w:br/>
+        <w:t xml:space="preserve"/>
+      </w:r>
+      <w:r>
+        <w:rPr>
+          <w:rFonts w:ascii="Consolas" w:cs="Consolas" w:eastAsia="Consolas" w:hAnsi="Consolas"/>
+          <w:sz w:val="20"/>
+          <w:szCs w:val="20"/>
+        </w:rPr>
+        <w:t xml:space="preserve">// In Update(): if (nextWaveRequested) { nextWaveRequested = false; spawner.SpawnEnemies(); }</w:t>
+      </w:r>
+      <w:r>
+        <w:br/>
+        <w:t xml:space="preserve"/>
+      </w:r>
+      <w:r>
+        <w:rPr>
+          <w:rFonts w:ascii="Consolas" w:cs="Consolas" w:eastAsia="Consolas" w:hAnsi="Consolas"/>
+          <w:sz w:val="20"/>
+          <w:szCs w:val="20"/>
+        </w:rPr>
+        <w:t xml:space="preserve">// (RegisterKill() is static and can't reach the instance-only spawner field directly - same flag trick from Lesson 11.)</w:t>
       </w:r>
     </w:p>
     <w:p>
@@ -671,7 +705,7 @@
           <w:iCs/>
           <w:color w:val="555555"/>
         </w:rPr>
-        <w:t xml:space="preserve">The same three-clip pattern works in a Script Graph instead of C#.</w:t>
+        <w:t xml:space="preserve">The same dedicated-per-event pattern works in a Script Graph instead of C#.</w:t>
       </w:r>
     </w:p>
     <w:p>
@@ -684,7 +718,7 @@
         <w:spacing w:after="60"/>
       </w:pPr>
       <w:r>
-        <w:t xml:space="preserve">On the win/wave Branch node from Lesson 11, add an Audio Play Clip One Shot node to each outcome, referencing a winClip/waveClip variable.</w:t>
+        <w:t xml:space="preserve">On the win/wave Branch node from Lesson 11, add an Audio Play Clip One Shot node to each outcome, referencing the winClip/waveClip variables.</w:t>
       </w:r>
     </w:p>
     <w:p>
@@ -697,7 +731,7 @@
         <w:spacing w:after="60"/>
       </w:pPr>
       <w:r>
-        <w:t xml:space="preserve">On the lose graph, add a matching Audio Play Clip One Shot node referencing a loseClip variable.</w:t>
+        <w:t xml:space="preserve">On the escape graph, confirm an Audio Play Clip One Shot node already references the gameOverClip/lifeLostClip variables (from Lesson 8) in the matching branches - add them now if missing.</w:t>
       </w:r>
     </w:p>
     <w:p>
@@ -756,7 +790,7 @@
         <w:spacing w:after="60"/>
       </w:pPr>
       <w:r>
-        <w:t xml:space="preserve">PlayOneShot() lets overlapping sounds layer instead of cutting each other off - confirm rapid shooting and a hit landing together both play correctly.</w:t>
+        <w:t xml:space="preserve">Confirm waveClip, like winSound/lifeLostSound/gameOverSound, is just one more Inspector-assigned AudioClip reached through instance - no new mechanism needed, same field-and-PlayClipAtPoint pattern as before.</w:t>
       </w:r>
     </w:p>
     <w:p>
@@ -777,7 +811,7 @@
         <w:spacing w:after="60"/>
       </w:pPr>
       <w:r>
-        <w:t xml:space="preserve">Audio: if you haven't already, add the optional win sound now - it slots into the exact same PlayOneShot() pattern as today's wave/lose sounds, just a third clip.</w:t>
+        <w:t xml:space="preserve">Audio: if you haven't already, add the optional win sound now - it's the same instance.winSound pattern Lesson 6 built, alongside today's waveClip.</w:t>
       </w:r>
     </w:p>
     <w:p>
@@ -803,7 +837,7 @@
         <w:spacing w:after="60"/>
       </w:pPr>
       <w:r>
-        <w:t xml:space="preserve">Structure: notice roundAudioSrc is shared by three different outcomes (win, wave-clear, lose) via PlayOneShot() - one AudioSource, three interchangeable clips.</w:t>
+        <w:t xml:space="preserve">Structure: notice every round-ending sound (winSound, waveClip, lifeLostSound, gameOverSound) is just one more Inspector-assigned AudioClip field on GameManager, reached the same way through instance - four simple fields instead of one more complicated shared AudioSource.</w:t>
       </w:r>
     </w:p>
     <w:p>
@@ -824,7 +858,7 @@
         <w:spacing w:after="60"/>
       </w:pPr>
       <w:r>
-        <w:t xml:space="preserve">NullReferenceException on instance.roundAudioSrc: confirm GameManager's Awake() actually runs before any RegisterKill()/RegisterEscape() call, and that instance is assigned there.</w:t>
+        <w:t xml:space="preserve">No sound on wave-clear: confirm the waveClip PlayClipAtPoint() call is actually inside the else branch, not after the if/else.</w:t>
       </w:r>
     </w:p>
     <w:p>
@@ -837,7 +871,7 @@
         <w:spacing w:after="60"/>
       </w:pPr>
       <w:r>
-        <w:t xml:space="preserve">No sound on wave-clear: confirm the waveClip PlayOneShot() call is actually inside the else branch, not after the if/else.</w:t>
+        <w:t xml:space="preserve">NullReferenceException on instance.waveClip: confirm the AudioClip was actually dragged onto the Inspector field - the field existing in code isn't enough.</w:t>
       </w:r>
     </w:p>
     <w:p>
@@ -850,7 +884,7 @@
         <w:spacing w:after="60"/>
       </w:pPr>
       <w:r>
-        <w:t xml:space="preserve">Lose sound plays repeatedly: confirm the lose branch is still guarded by "if (lives &lt;= 0)" as a one-time check (from Lesson 8), not re-triggering every frame.</w:t>
+        <w:t xml:space="preserve">Game-over or life-lost sound plays repeatedly: confirm the lose branch is still guarded by "if (lives &lt;= 0)" / "else" as a one-time check (from Lesson 8), not re-triggering every frame.</w:t>
       </w:r>
     </w:p>
     <w:p>

--- a/docs/Lessons/Lesson 12 - Hearing It Happen/Handouts/Lesson_12_Handout_Unity.docx
+++ b/docs/Lessons/Lesson 12 - Hearing It Happen/Handouts/Lesson_12_Handout_Unity.docx
@@ -272,6 +272,20 @@
       </w:pPr>
       <w:r>
         <w:rPr>
+          <w:i/>
+          <w:iCs/>
+          <w:color w:val="555555"/>
+          <w:sz w:val="18"/>
+          <w:szCs w:val="18"/>
+        </w:rPr>
+        <w:t xml:space="preserve">Highlighted lines are new this week; everything else is code you already have.</w:t>
+      </w:r>
+      <w:r>
+        <w:br/>
+        <w:t xml:space="preserve"/>
+      </w:r>
+      <w:r>
+        <w:rPr>
           <w:rFonts w:ascii="Consolas" w:cs="Consolas" w:eastAsia="Consolas" w:hAnsi="Consolas"/>
           <w:sz w:val="20"/>
           <w:szCs w:val="20"/>
@@ -443,6 +457,7 @@
           <w:rFonts w:ascii="Consolas" w:cs="Consolas" w:eastAsia="Consolas" w:hAnsi="Consolas"/>
           <w:sz w:val="20"/>
           <w:szCs w:val="20"/>
+          <w:shd w:fill="FFE98A" w:val="clear"/>
         </w:rPr>
         <w:t xml:space="preserve">            AudioSource.PlayClipAtPoint(instance.waveClip, Camera.main.transform.position);</w:t>
       </w:r>
